--- a/data/revised_2026-10_full/outputs/v2/Physics/SS2.1_Properties_of_Waves/Physics_Properties_of_Waves_FinalExplanation.docx
+++ b/data/revised_2026-10_full/outputs/v2/Physics/SS2.1_Properties_of_Waves/Physics_Properties_of_Waves_FinalExplanation.docx
@@ -3347,7 +3347,7 @@
         </w:rPr>
         <w:t xml:space="preserve">© 2026 SeaVuria and ARES. This work is licensed under a </w:t>
       </w:r>
-      <w:hyperlink w:history="1" r:id="rIdaq0gdn-9ptd0nnxokujvf">
+      <w:hyperlink w:history="1" r:id="rIdmk6pfwzekiqgck8mucipw">
         <w:r>
           <w:rPr>
             <w:rFonts w:ascii="Arial" w:cs="Arial" w:eastAsia="Arial" w:hAnsi="Arial"/>
@@ -3367,7 +3367,7 @@
         </w:rPr>
         <w:t xml:space="preserve"> (</w:t>
       </w:r>
-      <w:hyperlink w:history="1" r:id="rIdaad15qvrgmq5wnotrbo-4">
+      <w:hyperlink w:history="1" r:id="rIdw_bym_tslhx618d9npta5">
         <w:r>
           <w:rPr>
             <w:rFonts w:ascii="Arial" w:cs="Arial" w:eastAsia="Arial" w:hAnsi="Arial"/>
@@ -3387,7 +3387,7 @@
         </w:rPr>
         <w:t xml:space="preserve">). To view a copy of this license, visit </w:t>
       </w:r>
-      <w:hyperlink w:history="1" r:id="rIdmdm7tj-rpzh3n9kvb7rxt">
+      <w:hyperlink w:history="1" r:id="rIdv80yvrd7u3eudo4u398ci">
         <w:r>
           <w:rPr>
             <w:rFonts w:ascii="Arial" w:cs="Arial" w:eastAsia="Arial" w:hAnsi="Arial"/>
